--- a/testakten/starug-schutzschirm-grossbach-druckguss-erfurt/15_kanzleinotizen_intern.docx
+++ b/testakten/starug-schutzschirm-grossbach-druckguss-erfurt/15_kanzleinotizen_intern.docx
@@ -5,64 +5,98 @@
     <w:p>
       <w:pPr>
         <w:pStyle w:val="Heading1"/>
+        <w:spacing w:after="160" w:line="259" w:lineRule="auto"/>
       </w:pPr>
       <w:r>
         <w:rPr>
           <w:rFonts w:ascii="Times New Roman" w:hAnsi="Times New Roman"/>
+          <w:b/>
+          <w:sz w:val="28"/>
         </w:rPr>
         <w:t>15 – Kanzleinotizen (intern)</w:t>
       </w:r>
     </w:p>
     <w:p>
       <w:pPr>
+        <w:spacing w:before="120" w:after="60" w:line="259" w:lineRule="auto"/>
         <w:jc w:val="left"/>
       </w:pPr>
       <w:r>
         <w:rPr>
+          <w:rFonts w:ascii="Times New Roman" w:hAnsi="Times New Roman"/>
           <w:b/>
+          <w:sz w:val="22"/>
         </w:rPr>
         <w:t>Zeitraum:</w:t>
       </w:r>
       <w:r>
+        <w:rPr>
+          <w:rFonts w:ascii="Times New Roman" w:hAnsi="Times New Roman"/>
+          <w:b/>
+          <w:sz w:val="22"/>
+        </w:rPr>
         <w:t xml:space="preserve"> 22. April – 28. Mai 2026</w:t>
       </w:r>
     </w:p>
     <w:p>
       <w:pPr>
+        <w:spacing w:before="120" w:after="60" w:line="259" w:lineRule="auto"/>
         <w:jc w:val="left"/>
       </w:pPr>
       <w:r>
         <w:rPr>
+          <w:rFonts w:ascii="Times New Roman" w:hAnsi="Times New Roman"/>
           <w:b/>
+          <w:sz w:val="22"/>
         </w:rPr>
         <w:t>Kanzlei:</w:t>
       </w:r>
       <w:r>
+        <w:rPr>
+          <w:rFonts w:ascii="Times New Roman" w:hAnsi="Times New Roman"/>
+          <w:b/>
+          <w:sz w:val="22"/>
+        </w:rPr>
         <w:t xml:space="preserve"> Drosselberg &amp; Partner Insolvenzrecht, Erfurt</w:t>
       </w:r>
     </w:p>
     <w:p>
       <w:pPr>
+        <w:spacing w:before="120" w:after="60" w:line="259" w:lineRule="auto"/>
         <w:jc w:val="left"/>
       </w:pPr>
       <w:r>
         <w:rPr>
+          <w:rFonts w:ascii="Times New Roman" w:hAnsi="Times New Roman"/>
           <w:b/>
+          <w:sz w:val="22"/>
         </w:rPr>
         <w:t>Bearbeitung:</w:t>
       </w:r>
       <w:r>
+        <w:rPr>
+          <w:rFonts w:ascii="Times New Roman" w:hAnsi="Times New Roman"/>
+          <w:b/>
+          <w:sz w:val="22"/>
+        </w:rPr>
         <w:t xml:space="preserve"> Dr. Drosselberg, RAin Feuerbach</w:t>
       </w:r>
     </w:p>
-    <w:p/>
+    <w:p>
+      <w:pPr>
+        <w:spacing w:line="259" w:lineRule="auto" w:after="60"/>
+      </w:pPr>
+    </w:p>
     <w:p>
       <w:pPr>
         <w:pStyle w:val="Heading2"/>
+        <w:spacing w:before="120" w:after="60" w:line="259" w:lineRule="auto"/>
       </w:pPr>
       <w:r>
         <w:rPr>
           <w:rFonts w:ascii="Times New Roman" w:hAnsi="Times New Roman"/>
+          <w:b/>
+          <w:sz w:val="22"/>
         </w:rPr>
         <w:t>Tätigkeitschronik</w:t>
       </w:r>
@@ -70,10 +104,13 @@
     <w:p>
       <w:pPr>
         <w:pStyle w:val="Heading3"/>
+        <w:spacing w:before="120" w:after="60" w:line="259" w:lineRule="auto"/>
       </w:pPr>
       <w:r>
         <w:rPr>
           <w:rFonts w:ascii="Times New Roman" w:hAnsi="Times New Roman"/>
+          <w:b/>
+          <w:sz w:val="22"/>
         </w:rPr>
         <w:t>22. April 2026 (Dienstag)</w:t>
       </w:r>
@@ -81,6 +118,7 @@
     <w:p>
       <w:pPr>
         <w:pStyle w:val="ListBullet"/>
+        <w:spacing w:line="259" w:lineRule="auto" w:after="60"/>
       </w:pPr>
       <w:r>
         <w:t>09:00: Eingang Mandat-Anfrage (Telefonat Friedhelm Großbach); Erstbesprechung vereinbart</w:t>
@@ -89,6 +127,7 @@
     <w:p>
       <w:pPr>
         <w:pStyle w:val="ListBullet"/>
+        <w:spacing w:line="259" w:lineRule="auto" w:after="60"/>
       </w:pPr>
       <w:r>
         <w:t>14:00–17:30: Erstberatung Mandantin (vgl. Aktenstück 02)</w:t>
@@ -97,6 +136,7 @@
     <w:p>
       <w:pPr>
         <w:pStyle w:val="ListBullet"/>
+        <w:spacing w:line="259" w:lineRule="auto" w:after="60"/>
       </w:pPr>
       <w:r>
         <w:t>17:30: Interessenkonflikt-Check: keine Vorbehalte, Mandat angenommen</w:t>
@@ -105,6 +145,7 @@
     <w:p>
       <w:pPr>
         <w:pStyle w:val="ListBullet"/>
+        <w:spacing w:line="259" w:lineRule="auto" w:after="60"/>
       </w:pPr>
       <w:r>
         <w:t>18:00: Mandatsvertrag erstellt und an Mandantin per E-Mail versandt</w:t>
@@ -113,6 +154,7 @@
     <w:p>
       <w:pPr>
         <w:pStyle w:val="ListBullet"/>
+        <w:spacing w:line="259" w:lineRule="auto" w:after="60"/>
       </w:pPr>
       <w:r>
         <w:t>18:30: Vorschuss-Rechnung 50.000 EUR ausgestellt (fällig 25.04.2026)</w:t>
@@ -120,6 +162,7 @@
     </w:p>
     <w:p>
       <w:pPr>
+        <w:spacing w:line="259" w:lineRule="auto" w:after="60"/>
         <w:jc w:val="left"/>
       </w:pPr>
       <w:r>
@@ -135,6 +178,7 @@
     <w:p>
       <w:pPr>
         <w:pStyle w:val="Heading3"/>
+        <w:spacing w:line="259" w:lineRule="auto" w:after="60"/>
       </w:pPr>
       <w:r>
         <w:rPr>
@@ -146,6 +190,7 @@
     <w:p>
       <w:pPr>
         <w:pStyle w:val="ListBullet"/>
+        <w:spacing w:line="259" w:lineRule="auto" w:after="60"/>
       </w:pPr>
       <w:r>
         <w:t>Anfordern Handelsregisterauszug HRA 4471 (AG Erfurt)</w:t>
@@ -154,6 +199,7 @@
     <w:p>
       <w:pPr>
         <w:pStyle w:val="ListBullet"/>
+        <w:spacing w:line="259" w:lineRule="auto" w:after="60"/>
       </w:pPr>
       <w:r>
         <w:t>Buchhaltungsunterlagen erhalten und gesichtet (Pabst/Großbach)</w:t>
@@ -162,6 +208,7 @@
     <w:p>
       <w:pPr>
         <w:pStyle w:val="ListBullet"/>
+        <w:spacing w:line="259" w:lineRule="auto" w:after="60"/>
       </w:pPr>
       <w:r>
         <w:t>Liquiditätsstatus erhoben (vgl. Erstberatungsnotiz)</w:t>
@@ -170,6 +217,7 @@
     <w:p>
       <w:pPr>
         <w:pStyle w:val="ListBullet"/>
+        <w:spacing w:line="259" w:lineRule="auto" w:after="60"/>
       </w:pPr>
       <w:r>
         <w:t>Anfrage Verhandlungstermin Sparkasse Mittelthüringen (Hr. Krause): Termin 10.05.2026 vereinbart</w:t>
@@ -178,6 +226,7 @@
     <w:p>
       <w:pPr>
         <w:pStyle w:val="ListBullet"/>
+        <w:spacing w:line="259" w:lineRule="auto" w:after="60"/>
       </w:pPr>
       <w:r>
         <w:t>Erste Skizze IDW-S-6-Struktur; Abstimmung mit WSP-Wirtschaftsprüfung (WP Kleemann)</w:t>
@@ -186,6 +235,7 @@
     <w:p>
       <w:pPr>
         <w:pStyle w:val="Heading3"/>
+        <w:spacing w:line="259" w:lineRule="auto" w:after="60"/>
       </w:pPr>
       <w:r>
         <w:rPr>
@@ -197,6 +247,7 @@
     <w:p>
       <w:pPr>
         <w:pStyle w:val="ListBullet"/>
+        <w:spacing w:line="259" w:lineRule="auto" w:after="60"/>
       </w:pPr>
       <w:r>
         <w:t>Liquiditätsplan 13 Wochen (Entwurf) erstellt (Pabst + Feuerbach)</w:t>
@@ -205,6 +256,7 @@
     <w:p>
       <w:pPr>
         <w:pStyle w:val="ListBullet"/>
+        <w:spacing w:line="259" w:lineRule="auto" w:after="60"/>
       </w:pPr>
       <w:r>
         <w:t>Eigenverwaltungsplan § 270a InsO: Entwurf Drosselberg</w:t>
@@ -213,6 +265,7 @@
     <w:p>
       <w:pPr>
         <w:pStyle w:val="ListBullet"/>
+        <w:spacing w:line="259" w:lineRule="auto" w:after="60"/>
       </w:pPr>
       <w:r>
         <w:t>Recherche Sachwalter: Dr. Henrik Sonnenschein (Magdeburg) angefragt; hat zugesagt</w:t>
@@ -221,6 +274,7 @@
     <w:p>
       <w:pPr>
         <w:pStyle w:val="Heading3"/>
+        <w:spacing w:line="259" w:lineRule="auto" w:after="60"/>
       </w:pPr>
       <w:r>
         <w:rPr>
@@ -232,6 +286,7 @@
     <w:p>
       <w:pPr>
         <w:pStyle w:val="ListBullet"/>
+        <w:spacing w:line="259" w:lineRule="auto" w:after="60"/>
       </w:pPr>
       <w:r>
         <w:t>Schutzschirm-Antragsunterlagen: Strukturiert (vgl. Aktenstück 03)</w:t>
@@ -240,6 +295,7 @@
     <w:p>
       <w:pPr>
         <w:pStyle w:val="ListBullet"/>
+        <w:spacing w:line="259" w:lineRule="auto" w:after="60"/>
       </w:pPr>
       <w:r>
         <w:t>Vorläufige Bescheinigung gemäß § 270d Abs. 1 S. 2 InsO: Dr. Drosselberg</w:t>
@@ -248,6 +304,7 @@
     <w:p>
       <w:pPr>
         <w:pStyle w:val="Heading3"/>
+        <w:spacing w:line="259" w:lineRule="auto" w:after="60"/>
       </w:pPr>
       <w:r>
         <w:rPr>
@@ -259,6 +316,7 @@
     <w:p>
       <w:pPr>
         <w:pStyle w:val="ListBullet"/>
+        <w:spacing w:line="259" w:lineRule="auto" w:after="60"/>
       </w:pPr>
       <w:r>
         <w:t>IDW-S-6-Gutachten fertiggestellt (Drosselberg + Kleemann)</w:t>
@@ -267,6 +325,7 @@
     <w:p>
       <w:pPr>
         <w:pStyle w:val="ListBullet"/>
+        <w:spacing w:line="259" w:lineRule="auto" w:after="60"/>
       </w:pPr>
       <w:r>
         <w:t>Unterschriften GF geholt (Friedhelm und Bertha)</w:t>
@@ -275,6 +334,7 @@
     <w:p>
       <w:pPr>
         <w:pStyle w:val="Heading3"/>
+        <w:spacing w:line="259" w:lineRule="auto" w:after="60"/>
       </w:pPr>
       <w:r>
         <w:rPr>
@@ -286,6 +346,7 @@
     <w:p>
       <w:pPr>
         <w:pStyle w:val="ListBullet"/>
+        <w:spacing w:line="259" w:lineRule="auto" w:after="60"/>
       </w:pPr>
       <w:r>
         <w:rPr>
@@ -300,6 +361,7 @@
     <w:p>
       <w:pPr>
         <w:pStyle w:val="ListBullet"/>
+        <w:spacing w:line="259" w:lineRule="auto" w:after="60"/>
       </w:pPr>
       <w:r>
         <w:t>Empfangsbestätigung AG Erfurt: Eingang 11:15 Uhr; vorläufiges AZ 203 IN 71/26 SA</w:t>
@@ -308,6 +370,7 @@
     <w:p>
       <w:pPr>
         <w:pStyle w:val="ListBullet"/>
+        <w:spacing w:line="259" w:lineRule="auto" w:after="60"/>
       </w:pPr>
       <w:r>
         <w:rPr>
@@ -322,6 +385,7 @@
     <w:p>
       <w:pPr>
         <w:pStyle w:val="ListBullet"/>
+        <w:spacing w:line="259" w:lineRule="auto" w:after="60"/>
       </w:pPr>
       <w:r>
         <w:t>AZ Restrukturierungssache: 203 RES 7/26</w:t>
@@ -330,6 +394,7 @@
     <w:p>
       <w:pPr>
         <w:pStyle w:val="Heading3"/>
+        <w:spacing w:line="259" w:lineRule="auto" w:after="60"/>
       </w:pPr>
       <w:r>
         <w:rPr>
@@ -341,6 +406,7 @@
     <w:p>
       <w:pPr>
         <w:pStyle w:val="ListBullet"/>
+        <w:spacing w:line="259" w:lineRule="auto" w:after="60"/>
       </w:pPr>
       <w:r>
         <w:t>09.05: Telefonat Voß (aggressiv, Gläubigerantrag-Drohung – notiert)</w:t>
@@ -349,6 +415,7 @@
     <w:p>
       <w:pPr>
         <w:pStyle w:val="ListBullet"/>
+        <w:spacing w:line="259" w:lineRule="auto" w:after="60"/>
       </w:pPr>
       <w:r>
         <w:t>10.05: Verhandlung Sparkasse (vgl. Aktenstück 08)</w:t>
@@ -357,6 +424,7 @@
     <w:p>
       <w:pPr>
         <w:pStyle w:val="Heading3"/>
+        <w:spacing w:line="259" w:lineRule="auto" w:after="60"/>
       </w:pPr>
       <w:r>
         <w:rPr>
@@ -368,6 +436,7 @@
     <w:p>
       <w:pPr>
         <w:pStyle w:val="ListBullet"/>
+        <w:spacing w:line="259" w:lineRule="auto" w:after="60"/>
       </w:pPr>
       <w:r>
         <w:t>Stundungsantrag FA Erfurt § 222 AO eingereicht</w:t>
@@ -376,6 +445,7 @@
     <w:p>
       <w:pPr>
         <w:pStyle w:val="Heading3"/>
+        <w:spacing w:line="259" w:lineRule="auto" w:after="60"/>
       </w:pPr>
       <w:r>
         <w:rPr>
@@ -387,6 +457,7 @@
     <w:p>
       <w:pPr>
         <w:pStyle w:val="ListBullet"/>
+        <w:spacing w:line="259" w:lineRule="auto" w:after="60"/>
       </w:pPr>
       <w:r>
         <w:t>Beauftragung Immobiliengutachter (WSP Immobilien Erfurt, Herr Kaupe): Gutachten</w:t>
@@ -394,6 +465,7 @@
     </w:p>
     <w:p>
       <w:pPr>
+        <w:spacing w:line="259" w:lineRule="auto" w:after="60"/>
         <w:jc w:val="left"/>
       </w:pPr>
       <w:r>
@@ -403,6 +475,7 @@
     <w:p>
       <w:pPr>
         <w:pStyle w:val="Heading3"/>
+        <w:spacing w:line="259" w:lineRule="auto" w:after="60"/>
       </w:pPr>
       <w:r>
         <w:rPr>
@@ -414,6 +487,7 @@
     <w:p>
       <w:pPr>
         <w:pStyle w:val="ListBullet"/>
+        <w:spacing w:line="259" w:lineRule="auto" w:after="60"/>
       </w:pPr>
       <w:r>
         <w:t>Bitcoin-Aufstellung (8 BTC, Bitvavo) als PDF an Sparkasse Mittelthüringen (Hr. Krause) übersandt</w:t>
@@ -422,6 +496,7 @@
     <w:p>
       <w:pPr>
         <w:pStyle w:val="Heading3"/>
+        <w:spacing w:line="259" w:lineRule="auto" w:after="60"/>
       </w:pPr>
       <w:r>
         <w:rPr>
@@ -433,6 +508,7 @@
     <w:p>
       <w:pPr>
         <w:pStyle w:val="ListBullet"/>
+        <w:spacing w:line="259" w:lineRule="auto" w:after="60"/>
       </w:pPr>
       <w:r>
         <w:t>IDW-S-6-Gutachten an Sparkasse Mittelthüringen übermittelt</w:t>
@@ -441,6 +517,7 @@
     <w:p>
       <w:pPr>
         <w:pStyle w:val="ListBullet"/>
+        <w:spacing w:line="259" w:lineRule="auto" w:after="60"/>
       </w:pPr>
       <w:r>
         <w:t>Standstill-Abkommen Sparkasse unterzeichnet</w:t>
@@ -449,6 +526,7 @@
     <w:p>
       <w:pPr>
         <w:pStyle w:val="Heading3"/>
+        <w:spacing w:line="259" w:lineRule="auto" w:after="60"/>
       </w:pPr>
       <w:r>
         <w:rPr>
@@ -460,6 +538,7 @@
     <w:p>
       <w:pPr>
         <w:pStyle w:val="ListBullet"/>
+        <w:spacing w:line="259" w:lineRule="auto" w:after="60"/>
       </w:pPr>
       <w:r>
         <w:t>Prüfungsvermerk Anfechtung Gesellschafterdarlehen Friedhelm Großbach (§§ 133, 135 InsO)</w:t>
@@ -467,6 +546,7 @@
     </w:p>
     <w:p>
       <w:pPr>
+        <w:spacing w:line="259" w:lineRule="auto" w:after="60"/>
         <w:jc w:val="left"/>
       </w:pPr>
       <w:r>
@@ -476,6 +556,7 @@
     <w:p>
       <w:pPr>
         <w:pStyle w:val="Heading3"/>
+        <w:spacing w:line="259" w:lineRule="auto" w:after="60"/>
       </w:pPr>
       <w:r>
         <w:rPr>
@@ -487,6 +568,7 @@
     <w:p>
       <w:pPr>
         <w:pStyle w:val="ListBullet"/>
+        <w:spacing w:line="259" w:lineRule="auto" w:after="60"/>
       </w:pPr>
       <w:r>
         <w:t>Prüfungsvermerk Anfechtung Bonus Bertha Großbach-Riemenschneider (Aktenstück 10)</w:t>
@@ -495,6 +577,7 @@
     <w:p>
       <w:pPr>
         <w:pStyle w:val="Heading3"/>
+        <w:spacing w:line="259" w:lineRule="auto" w:after="60"/>
       </w:pPr>
       <w:r>
         <w:rPr>
@@ -506,6 +589,7 @@
     <w:p>
       <w:pPr>
         <w:pStyle w:val="ListBullet"/>
+        <w:spacing w:line="259" w:lineRule="auto" w:after="60"/>
       </w:pPr>
       <w:r>
         <w:t>Verwertungsstrategie BTC (Aktenstück 11) abgeschlossen</w:t>
@@ -514,6 +598,7 @@
     <w:p>
       <w:pPr>
         <w:pStyle w:val="ListBullet"/>
+        <w:spacing w:line="259" w:lineRule="auto" w:after="60"/>
       </w:pPr>
       <w:r>
         <w:t>E-Mail an Bitvavo-Support (Auskunft zu Verifizierungsdokumenten)</w:t>
@@ -522,6 +607,7 @@
     <w:p>
       <w:pPr>
         <w:pStyle w:val="Heading3"/>
+        <w:spacing w:line="259" w:lineRule="auto" w:after="60"/>
       </w:pPr>
       <w:r>
         <w:rPr>
@@ -533,6 +619,7 @@
     <w:p>
       <w:pPr>
         <w:pStyle w:val="ListBullet"/>
+        <w:spacing w:line="259" w:lineRule="auto" w:after="60"/>
       </w:pPr>
       <w:r>
         <w:t>Antwortschreiben an Voß (Sofortangebot 50 TEUR + Ratenplan) abgesandt</w:t>
@@ -541,6 +628,7 @@
     <w:p>
       <w:pPr>
         <w:pStyle w:val="Heading3"/>
+        <w:spacing w:line="259" w:lineRule="auto" w:after="60"/>
       </w:pPr>
       <w:r>
         <w:rPr>
@@ -552,15 +640,21 @@
     <w:p>
       <w:pPr>
         <w:pStyle w:val="ListBullet"/>
+        <w:spacing w:line="259" w:lineRule="auto" w:after="60"/>
       </w:pPr>
       <w:r>
         <w:t>Strategie-Memorandum an Mandantin (Aktenstück 14) versandt</w:t>
       </w:r>
     </w:p>
-    <w:p/>
+    <w:p>
+      <w:pPr>
+        <w:spacing w:line="259" w:lineRule="auto" w:after="60"/>
+      </w:pPr>
+    </w:p>
     <w:p>
       <w:pPr>
         <w:pStyle w:val="Heading2"/>
+        <w:spacing w:line="259" w:lineRule="auto" w:after="60"/>
       </w:pPr>
       <w:r>
         <w:rPr>
@@ -1108,10 +1202,15 @@
         </w:tc>
       </w:tr>
     </w:tbl>
-    <w:p/>
+    <w:p>
+      <w:pPr>
+        <w:spacing w:line="259" w:lineRule="auto" w:after="60"/>
+      </w:pPr>
+    </w:p>
     <w:p>
       <w:pPr>
         <w:pStyle w:val="Heading2"/>
+        <w:spacing w:line="259" w:lineRule="auto" w:after="60"/>
       </w:pPr>
       <w:r>
         <w:rPr>
@@ -1540,15 +1639,21 @@
     </w:tbl>
     <w:p>
       <w:pPr>
+        <w:spacing w:line="259" w:lineRule="auto" w:after="60"/>
         <w:jc w:val="left"/>
       </w:pPr>
       <w:r>
         <w:t>Verrechnung mit Vorschuss (50.000 EUR): Verbleibend 17.280 EUR.</w:t>
       </w:r>
     </w:p>
-    <w:p/>
     <w:p>
       <w:pPr>
+        <w:spacing w:line="259" w:lineRule="auto" w:after="60"/>
+      </w:pPr>
+    </w:p>
+    <w:p>
+      <w:pPr>
+        <w:spacing w:line="259" w:lineRule="auto" w:after="60"/>
         <w:jc w:val="left"/>
       </w:pPr>
       <w:r>
@@ -1560,6 +1665,7 @@
     </w:p>
     <w:p>
       <w:pPr>
+        <w:spacing w:line="259" w:lineRule="auto" w:after="60"/>
         <w:jc w:val="left"/>
       </w:pPr>
       <w:r>
@@ -1570,13 +1676,58 @@
       </w:r>
     </w:p>
     <w:sectPr>
+      <w:headerReference w:type="default" r:id="rId9"/>
+      <w:footerReference w:type="default" r:id="rId10"/>
       <w:pgSz w:w="11906" w:h="16838"/>
-      <w:pgMar w:top="1417" w:right="1417" w:bottom="1417" w:left="1417" w:header="720" w:footer="720" w:gutter="0"/>
+      <w:pgMar w:top="1191" w:right="1247" w:bottom="1134" w:left="1361" w:header="720" w:footer="720" w:gutter="0"/>
       <w:cols w:space="720"/>
       <w:docGrid w:linePitch="360"/>
     </w:sectPr>
   </w:body>
 </w:document>
+</file>
+
+<file path=word/footer1.xml><?xml version="1.0" encoding="utf-8"?>
+<w:ftr xmlns:m="http://schemas.openxmlformats.org/officeDocument/2006/math" xmlns:mc="http://schemas.openxmlformats.org/markup-compatibility/2006" xmlns:mo="http://schemas.microsoft.com/office/mac/office/2008/main" xmlns:mv="urn:schemas-microsoft-com:mac:vml" xmlns:o="urn:schemas-microsoft-com:office:office" xmlns:r="http://schemas.openxmlformats.org/officeDocument/2006/relationships" xmlns:v="urn:schemas-microsoft-com:vml" xmlns:w10="urn:schemas-microsoft-com:office:word" xmlns:w14="http://schemas.microsoft.com/office/word/2010/wordml" xmlns:w="http://schemas.openxmlformats.org/wordprocessingml/2006/main" xmlns:wne="http://schemas.microsoft.com/office/word/2006/wordml" xmlns:wp14="http://schemas.microsoft.com/office/word/2010/wordprocessingDrawing" xmlns:wp="http://schemas.openxmlformats.org/drawingml/2006/wordprocessingDrawing" xmlns:wpc="http://schemas.microsoft.com/office/word/2010/wordprocessingCanvas" xmlns:wpg="http://schemas.microsoft.com/office/word/2010/wordprocessingGroup" xmlns:wpi="http://schemas.microsoft.com/office/word/2010/wordprocessingInk" xmlns:wps="http://schemas.microsoft.com/office/word/2010/wordprocessingShape" mc:Ignorable="w14 wp14">
+  <w:p>
+    <w:pPr>
+      <w:pStyle w:val="Footer"/>
+      <w:jc w:val="left"/>
+    </w:pPr>
+    <w:r/>
+    <w:r>
+      <w:rPr>
+        <w:rFonts w:ascii="Times New Roman" w:hAnsi="Times New Roman"/>
+        <w:b w:val="0"/>
+        <w:color w:val="777777"/>
+        <w:sz w:val="17"/>
+      </w:rPr>
+      <w:t>Vertraulich | Bearbeitungsstand Juli 2026 | nur zur Aktenbearbeitung</w:t>
+    </w:r>
+  </w:p>
+</w:ftr>
+</file>
+
+<file path=word/header1.xml><?xml version="1.0" encoding="utf-8"?>
+<w:hdr xmlns:m="http://schemas.openxmlformats.org/officeDocument/2006/math" xmlns:mc="http://schemas.openxmlformats.org/markup-compatibility/2006" xmlns:mo="http://schemas.microsoft.com/office/mac/office/2008/main" xmlns:mv="urn:schemas-microsoft-com:mac:vml" xmlns:o="urn:schemas-microsoft-com:office:office" xmlns:r="http://schemas.openxmlformats.org/officeDocument/2006/relationships" xmlns:v="urn:schemas-microsoft-com:vml" xmlns:w10="urn:schemas-microsoft-com:office:word" xmlns:w14="http://schemas.microsoft.com/office/word/2010/wordml" xmlns:w="http://schemas.openxmlformats.org/wordprocessingml/2006/main" xmlns:wne="http://schemas.microsoft.com/office/word/2006/wordml" xmlns:wp14="http://schemas.microsoft.com/office/word/2010/wordprocessingDrawing" xmlns:wp="http://schemas.openxmlformats.org/drawingml/2006/wordprocessingDrawing" xmlns:wpc="http://schemas.microsoft.com/office/word/2010/wordprocessingCanvas" xmlns:wpg="http://schemas.microsoft.com/office/word/2010/wordprocessingGroup" xmlns:wpi="http://schemas.microsoft.com/office/word/2010/wordprocessingInk" xmlns:wps="http://schemas.microsoft.com/office/word/2010/wordprocessingShape" mc:Ignorable="w14 wp14">
+  <w:p>
+    <w:pPr>
+      <w:pStyle w:val="Header"/>
+      <w:jc w:val="left"/>
+    </w:pPr>
+    <w:r/>
+    <w:r>
+      <w:rPr>
+        <w:rFonts w:ascii="Times New Roman" w:hAnsi="Times New Roman"/>
+        <w:b w:val="0"/>
+        <w:i w:val="0"/>
+        <w:color w:val="666666"/>
+        <w:sz w:val="17"/>
+      </w:rPr>
+      <w:t>Lindenhof und Partner mbB | Insolvenz- und Restrukturierungsakte | Bearbeitungsstand Juli 2026</w:t>
+    </w:r>
+  </w:p>
+</w:hdr>
 </file>
 
 <file path=word/numbering.xml><?xml version="1.0" encoding="utf-8"?>
@@ -2293,11 +2444,12 @@
       <w:contextualSpacing/>
     </w:pPr>
     <w:rPr>
-      <w:rFonts w:asciiTheme="majorHAnsi" w:eastAsiaTheme="majorEastAsia" w:hAnsiTheme="majorHAnsi" w:cstheme="majorBidi"/>
+      <w:rFonts w:asciiTheme="majorHAnsi" w:eastAsiaTheme="majorEastAsia" w:hAnsiTheme="majorHAnsi" w:cstheme="majorBidi" w:ascii="Times New Roman" w:hAnsi="Times New Roman"/>
+      <w:b/>
       <w:color w:val="17365D" w:themeColor="text2" w:themeShade="BF"/>
       <w:spacing w:val="5"/>
       <w:kern w:val="28"/>
-      <w:sz w:val="52"/>
+      <w:sz w:val="30"/>
       <w:szCs w:val="52"/>
     </w:rPr>
   </w:style>

--- a/testakten/starug-schutzschirm-grossbach-druckguss-erfurt/15_kanzleinotizen_intern.docx
+++ b/testakten/starug-schutzschirm-grossbach-druckguss-erfurt/15_kanzleinotizen_intern.docx
@@ -259,7 +259,7 @@
         <w:spacing w:line="259" w:lineRule="auto" w:after="60"/>
       </w:pPr>
       <w:r>
-        <w:t>Eigenverwaltungsplan § 270a InsO: Entwurf Drosselberg</w:t>
+        <w:t>Eigenverwaltungsplan Paragraf 270a InsO: Entwurf Drosselberg</w:t>
       </w:r>
     </w:p>
     <w:p>
@@ -298,7 +298,7 @@
         <w:spacing w:line="259" w:lineRule="auto" w:after="60"/>
       </w:pPr>
       <w:r>
-        <w:t>Vorläufige Bescheinigung gemäß § 270d Abs. 1 S. 2 InsO: Dr. Drosselberg</w:t>
+        <w:t>Bescheinigung nach Paragraf 270d Absatz 1 Satz 1 InsO: Dr. Drosselberg</w:t>
       </w:r>
     </w:p>
     <w:p>
@@ -379,7 +379,7 @@
         <w:t>Anzeige Restrukturierungssache AG Erfurt</w:t>
       </w:r>
       <w:r>
-        <w:t xml:space="preserve"> (zeitgleich, § 31 StaRUG)</w:t>
+        <w:t xml:space="preserve"> (zeitgleich, Paragraf 31 StaRUG)</w:t>
       </w:r>
     </w:p>
     <w:p>
@@ -439,7 +439,7 @@
         <w:spacing w:line="259" w:lineRule="auto" w:after="60"/>
       </w:pPr>
       <w:r>
-        <w:t>Stundungsantrag FA Erfurt § 222 AO eingereicht</w:t>
+        <w:t>Stundungsantrag FA Erfurt Paragraf 222 AO eingereicht</w:t>
       </w:r>
     </w:p>
     <w:p>
@@ -541,7 +541,7 @@
         <w:spacing w:line="259" w:lineRule="auto" w:after="60"/>
       </w:pPr>
       <w:r>
-        <w:t>Prüfungsvermerk Anfechtung Gesellschafterdarlehen Friedhelm Großbach (§§ 133, 135 InsO)</w:t>
+        <w:t>Prüfungsvermerk Anfechtung Gesellschafterdarlehen Friedhelm Großbach (Paragrafen 133, 135 InsO)</w:t>
       </w:r>
     </w:p>
     <w:p>
